--- a/SWI/203-Plant-Survey/MM-4034-033-OR-03-SWI-PRO-MET-203-002-Slurry-Flow-Density-and-Tonnage-Verification-Survey-RevA.docx
+++ b/SWI/203-Plant-Survey/MM-4034-033-OR-03-SWI-PRO-MET-203-002-Slurry-Flow-Density-and-Tonnage-Verification-Survey-RevA.docx
@@ -602,6 +602,60 @@
       <w:pPr>
         <w:spacing w:after="100" w:before="0" w:line="245"/>
       </w:pPr>
+    </w:p>
+    <w:tbl>
+      <w:tblPr>
+        <w:tblW w:type="dxa" w:w="9026"/>
+        <w:tblBorders>
+          <w:left w:val="single" w:color="B7791F" w:sz="18"/>
+        </w:tblBorders>
+        <w:tblCellMar>
+          <w:top w:type="dxa" w:w="90"/>
+          <w:left w:type="dxa" w:w="150"/>
+          <w:bottom w:type="dxa" w:w="90"/>
+          <w:right w:type="dxa" w:w="120"/>
+        </w:tblCellMar>
+      </w:tblPr>
+      <w:tblGrid>
+        <w:gridCol w:w="9026"/>
+      </w:tblGrid>
+      <w:tr>
+        <w:tc>
+          <w:tcPr>
+            <w:tcW w:type="dxa" w:w="9026"/>
+            <w:shd w:val="clear" w:color="auto" w:fill="FFF4D6"/>
+          </w:tcPr>
+          <w:p>
+            <w:pPr>
+              <w:spacing w:after="0" w:before="0" w:line="245"/>
+            </w:pPr>
+            <w:r>
+              <w:rPr>
+                <w:rFonts w:ascii="Calibri" w:cs="Calibri" w:eastAsia="Calibri" w:hAnsi="Calibri"/>
+                <w:b/>
+                <w:bCs/>
+                <w:color w:val="7A4B00"/>
+                <w:sz w:val="17"/>
+                <w:szCs w:val="17"/>
+              </w:rPr>
+              <w:t xml:space="preserve">DRAFT FOR REVIEW. Martabe work instruction 'Sampling Density Gauge Slurry' (DOC-3-MET-PRS-WIN-00060, v1.0, issued 25/12/2024) added as Section 6 Part B. It names four Martabe sampling points. Not approved until reviewed. JSEA JSEA-PRO-MET-203-002 must be updated for the added hazard row.</w:t>
+            </w:r>
+          </w:p>
+        </w:tc>
+      </w:tr>
+    </w:tbl>
+    <w:p>
+      <w:pPr>
+        <w:spacing w:after="60" w:before="0" w:line="245"/>
+      </w:pPr>
+      <w:r>
+        <w:rPr>
+          <w:rFonts w:ascii="Calibri" w:cs="Calibri" w:eastAsia="Calibri" w:hAnsi="Calibri"/>
+          <w:sz w:val="17"/>
+          <w:szCs w:val="17"/>
+        </w:rPr>
+        <w:t xml:space="preserve"/>
+      </w:r>
     </w:p>
     <w:p>
       <w:pPr>
@@ -1589,6 +1643,56 @@
           </w:p>
         </w:tc>
       </w:tr>
+      <w:tr>
+        <w:tc>
+          <w:tcPr>
+            <w:tcW w:type="dxa" w:w="2900"/>
+            <w:tcMar>
+              <w:top w:type="dxa" w:w="55"/>
+              <w:left w:type="dxa" w:w="85"/>
+              <w:bottom w:type="dxa" w:w="55"/>
+              <w:right w:type="dxa" w:w="85"/>
+            </w:tcMar>
+          </w:tcPr>
+          <w:p>
+            <w:pPr>
+              <w:spacing w:after="0" w:line="235"/>
+            </w:pPr>
+            <w:r>
+              <w:rPr>
+                <w:rFonts w:ascii="Calibri" w:cs="Calibri" w:eastAsia="Calibri" w:hAnsi="Calibri"/>
+                <w:sz w:val="16"/>
+                <w:szCs w:val="16"/>
+              </w:rPr>
+              <w:t xml:space="preserve">[JSEA to confirm] Slurry splash, sampler striking the head, stairs and pinch points at the density sampling points</w:t>
+            </w:r>
+          </w:p>
+        </w:tc>
+        <w:tc>
+          <w:tcPr>
+            <w:tcW w:type="dxa" w:w="6126"/>
+            <w:tcMar>
+              <w:top w:type="dxa" w:w="55"/>
+              <w:left w:type="dxa" w:w="85"/>
+              <w:bottom w:type="dxa" w:w="55"/>
+              <w:right w:type="dxa" w:w="85"/>
+            </w:tcMar>
+          </w:tcPr>
+          <w:p>
+            <w:pPr>
+              <w:spacing w:after="0" w:line="235"/>
+            </w:pPr>
+            <w:r>
+              <w:rPr>
+                <w:rFonts w:ascii="Calibri" w:cs="Calibri" w:eastAsia="Calibri" w:hAnsi="Calibri"/>
+                <w:sz w:val="16"/>
+                <w:szCs w:val="16"/>
+              </w:rPr>
+              <w:t xml:space="preserve">Cloth or latex gloves, mask, hard hat, glasses and safety boots; keep the sampler out of the slurry discharge direction. Where there is no eyewash at the point carry a 1.5 L water bottle; wash splashes under running water. Keep the sampler clear of the head and the footing stable. Three points of contact on stairs with chains and handrails in place. Keep hands clear of pinch points. The filtration plant valve is worked by two people.</w:t>
+            </w:r>
+          </w:p>
+        </w:tc>
+      </w:tr>
     </w:tbl>
     <w:p>
       <w:pPr>
@@ -2050,6 +2154,24 @@
     </w:p>
     <w:p>
       <w:pPr>
+        <w:pStyle w:val="ListParagraph"/>
+        <w:numPr>
+          <w:ilvl w:val="0"/>
+          <w:numId w:val="1"/>
+        </w:numPr>
+        <w:spacing w:after="60" w:line="245"/>
+      </w:pPr>
+      <w:r>
+        <w:rPr>
+          <w:rFonts w:ascii="Calibri" w:cs="Calibri" w:eastAsia="Calibri" w:hAnsi="Calibri"/>
+          <w:sz w:val="17"/>
+          <w:szCs w:val="17"/>
+        </w:rPr>
+        <w:t xml:space="preserve">[M] Three lidded buckets, three Marcy buckets, bucket sampler, pulp density scale, digital balance, pressure filter and filter paper, drying oven, tray and funnel</w:t>
+      </w:r>
+    </w:p>
+    <w:p>
+      <w:pPr>
         <w:pStyle w:val="Heading1"/>
         <w:spacing w:after="120" w:before="260"/>
       </w:pPr>
@@ -2067,6 +2189,23 @@
     </w:p>
     <w:p>
       <w:pPr>
+        <w:spacing w:after="90" w:before="180" w:line="245"/>
+        <w:keepNext/>
+      </w:pPr>
+      <w:r>
+        <w:rPr>
+          <w:rFonts w:ascii="Calibri" w:cs="Calibri" w:eastAsia="Calibri" w:hAnsi="Calibri"/>
+          <w:b/>
+          <w:bCs/>
+          <w:color w:val="1F3864"/>
+          <w:sz w:val="19"/>
+          <w:szCs w:val="19"/>
+        </w:rPr>
+        <w:t xml:space="preserve">Part A - Flow, density and tonnage verification by timed cut</w:t>
+      </w:r>
+    </w:p>
+    <w:p>
+      <w:pPr>
         <w:ind w:left="280"/>
         <w:spacing w:after="50" w:before="0" w:line="245"/>
       </w:pPr>
@@ -2255,6 +2394,337 @@
           <w:szCs w:val="17"/>
         </w:rPr>
         <w:t xml:space="preserve">  Feed the verified tonnage into the metallurgical accounting for the period.</w:t>
+      </w:r>
+    </w:p>
+    <w:p>
+      <w:pPr>
+        <w:spacing w:after="90" w:before="180" w:line="245"/>
+        <w:keepNext/>
+      </w:pPr>
+      <w:r>
+        <w:rPr>
+          <w:rFonts w:ascii="Calibri" w:cs="Calibri" w:eastAsia="Calibri" w:hAnsi="Calibri"/>
+          <w:b/>
+          <w:bCs/>
+          <w:color w:val="1F3864"/>
+          <w:sz w:val="19"/>
+          <w:szCs w:val="19"/>
+        </w:rPr>
+        <w:t xml:space="preserve">Part B - Density gauge verification by composite cut sampling at the four density gauges [M]</w:t>
+      </w:r>
+    </w:p>
+    <w:p>
+      <w:pPr>
+        <w:spacing w:after="60" w:before="0" w:line="245"/>
+      </w:pPr>
+      <w:r>
+        <w:rPr>
+          <w:rFonts w:ascii="Calibri" w:cs="Calibri" w:eastAsia="Calibri" w:hAnsi="Calibri"/>
+          <w:sz w:val="17"/>
+          <w:szCs w:val="17"/>
+        </w:rPr>
+        <w:t xml:space="preserve">[M] = taken from the Martabe team work instruction "Sampling Density Gauge Slurry (DOC-3-MET-PRS-WIN-00060)" (25/12/2024). [CONFIRM] = unspecified or inconsistent in the source; resolve before this instruction is approved for use. Part A (original steps) is unchanged.</w:t>
+      </w:r>
+    </w:p>
+    <w:p>
+      <w:pPr>
+        <w:spacing w:after="60" w:before="0" w:line="245"/>
+      </w:pPr>
+      <w:r>
+        <w:rPr>
+          <w:rFonts w:ascii="Calibri" w:cs="Calibri" w:eastAsia="Calibri" w:hAnsi="Calibri"/>
+          <w:sz w:val="17"/>
+          <w:szCs w:val="17"/>
+        </w:rPr>
+        <w:t xml:space="preserve">Purpose [M]: compare each density gauge reading in the control system against a laboratory per cent solids result from composite cuts. [CONFIRM] the source points are Martabe's leach feed box, ball mill cyclone, VertiMill cyclone and tailing discharge transfer (filtration plant). Name the equivalent points for AIT-021002, the IsaMill, leach and tails.</w:t>
+      </w:r>
+    </w:p>
+    <w:p>
+      <w:pPr>
+        <w:ind w:left="280"/>
+        <w:spacing w:after="50" w:before="0" w:line="245"/>
+      </w:pPr>
+      <w:r>
+        <w:rPr>
+          <w:rFonts w:ascii="Calibri" w:cs="Calibri" w:eastAsia="Calibri" w:hAnsi="Calibri"/>
+          <w:b/>
+          <w:bCs/>
+          <w:sz w:val="17"/>
+          <w:szCs w:val="17"/>
+        </w:rPr>
+        <w:t xml:space="preserve">9.</w:t>
+      </w:r>
+      <w:r>
+        <w:rPr>
+          <w:rFonts w:ascii="Calibri" w:cs="Calibri" w:eastAsia="Calibri" w:hAnsi="Calibri"/>
+          <w:sz w:val="17"/>
+          <w:szCs w:val="17"/>
+        </w:rPr>
+        <w:t xml:space="preserve">  Take 5 minutes before starting to think through the task, each risk and the controls needed ('Take 5'). Confirm the Section 3 controls are in place and the equipment is in good condition. If not, stop and report to the Met Lab supervisor, leading hand or metallurgist. [M]</w:t>
+      </w:r>
+    </w:p>
+    <w:p>
+      <w:pPr>
+        <w:ind w:left="280"/>
+        <w:spacing w:after="50" w:before="0" w:line="245"/>
+      </w:pPr>
+      <w:r>
+        <w:rPr>
+          <w:rFonts w:ascii="Calibri" w:cs="Calibri" w:eastAsia="Calibri" w:hAnsi="Calibri"/>
+          <w:b/>
+          <w:bCs/>
+          <w:sz w:val="17"/>
+          <w:szCs w:val="17"/>
+        </w:rPr>
+        <w:t xml:space="preserve">10.</w:t>
+      </w:r>
+      <w:r>
+        <w:rPr>
+          <w:rFonts w:ascii="Calibri" w:cs="Calibri" w:eastAsia="Calibri" w:hAnsi="Calibri"/>
+          <w:sz w:val="17"/>
+          <w:szCs w:val="17"/>
+        </w:rPr>
+        <w:t xml:space="preserve">  Weigh each empty bucket on the digital balance and record the weights.</w:t>
+      </w:r>
+    </w:p>
+    <w:p>
+      <w:pPr>
+        <w:ind w:left="280"/>
+        <w:spacing w:after="50" w:before="0" w:line="245"/>
+      </w:pPr>
+      <w:r>
+        <w:rPr>
+          <w:rFonts w:ascii="Calibri" w:cs="Calibri" w:eastAsia="Calibri" w:hAnsi="Calibri"/>
+          <w:b/>
+          <w:bCs/>
+          <w:sz w:val="17"/>
+          <w:szCs w:val="17"/>
+        </w:rPr>
+        <w:t xml:space="preserve">11.</w:t>
+      </w:r>
+      <w:r>
+        <w:rPr>
+          <w:rFonts w:ascii="Calibri" w:cs="Calibri" w:eastAsia="Calibri" w:hAnsi="Calibri"/>
+          <w:sz w:val="17"/>
+          <w:szCs w:val="17"/>
+        </w:rPr>
+        <w:t xml:space="preserve">  Check the pulp density scale: fill a Marcy bucket with water and weigh it on the scale. It must read 1.00 (water density). Then the scale can be used.</w:t>
+      </w:r>
+    </w:p>
+    <w:p>
+      <w:pPr>
+        <w:ind w:left="280"/>
+        <w:spacing w:after="50" w:before="0" w:line="245"/>
+      </w:pPr>
+      <w:r>
+        <w:rPr>
+          <w:rFonts w:ascii="Calibri" w:cs="Calibri" w:eastAsia="Calibri" w:hAnsi="Calibri"/>
+          <w:b/>
+          <w:bCs/>
+          <w:sz w:val="17"/>
+          <w:szCs w:val="17"/>
+        </w:rPr>
+        <w:t xml:space="preserve">12.</w:t>
+      </w:r>
+      <w:r>
+        <w:rPr>
+          <w:rFonts w:ascii="Calibri" w:cs="Calibri" w:eastAsia="Calibri" w:hAnsi="Calibri"/>
+          <w:sz w:val="17"/>
+          <w:szCs w:val="17"/>
+        </w:rPr>
+        <w:t xml:space="preserve">  Leach feed: tell the control room to stop the pumps listed in the source (barren pumps 176 and 177, sump pumps 178, 179, 038, 108, 163 and 053). [CONFIRM] this list is Martabe's, and the reason for stopping them is not stated. Identify the equivalent pumps and get the Shift Supervisor's authority before stopping any cyanide or caustic sump pump.</w:t>
+      </w:r>
+    </w:p>
+    <w:p>
+      <w:pPr>
+        <w:ind w:left="280"/>
+        <w:spacing w:after="50" w:before="0" w:line="245"/>
+      </w:pPr>
+      <w:r>
+        <w:rPr>
+          <w:rFonts w:ascii="Calibri" w:cs="Calibri" w:eastAsia="Calibri" w:hAnsi="Calibri"/>
+          <w:b/>
+          <w:bCs/>
+          <w:sz w:val="17"/>
+          <w:szCs w:val="17"/>
+        </w:rPr>
+        <w:t xml:space="preserve">13.</w:t>
+      </w:r>
+      <w:r>
+        <w:rPr>
+          <w:rFonts w:ascii="Calibri" w:cs="Calibri" w:eastAsia="Calibri" w:hAnsi="Calibri"/>
+          <w:sz w:val="17"/>
+          <w:szCs w:val="17"/>
+        </w:rPr>
+        <w:t xml:space="preserve">  Leach feed: put the sampler into the sampling point and fill a Marcy bucket with slurry. Weigh it and record the weight. Wash the Marcy bucket before reuse. Put the weighed slurry in a lidded bucket. Take 15 cuts in all, 5 per bucket across 3 buckets, and record the time of every cut.</w:t>
+      </w:r>
+    </w:p>
+    <w:p>
+      <w:pPr>
+        <w:ind w:left="280"/>
+        <w:spacing w:after="50" w:before="0" w:line="245"/>
+      </w:pPr>
+      <w:r>
+        <w:rPr>
+          <w:rFonts w:ascii="Calibri" w:cs="Calibri" w:eastAsia="Calibri" w:hAnsi="Calibri"/>
+          <w:b/>
+          <w:bCs/>
+          <w:sz w:val="17"/>
+          <w:szCs w:val="17"/>
+        </w:rPr>
+        <w:t xml:space="preserve">14.</w:t>
+      </w:r>
+      <w:r>
+        <w:rPr>
+          <w:rFonts w:ascii="Calibri" w:cs="Calibri" w:eastAsia="Calibri" w:hAnsi="Calibri"/>
+          <w:sz w:val="17"/>
+          <w:szCs w:val="17"/>
+        </w:rPr>
+        <w:t xml:space="preserve">  Ball mill cyclone: sample as in SWI-PRO-MET-203-003 Part B. Weigh the slurry on the Marcy scale to find per cent solids. Take 9 cuts, 3 per bucket.</w:t>
+      </w:r>
+    </w:p>
+    <w:p>
+      <w:pPr>
+        <w:ind w:left="280"/>
+        <w:spacing w:after="50" w:before="0" w:line="245"/>
+      </w:pPr>
+      <w:r>
+        <w:rPr>
+          <w:rFonts w:ascii="Calibri" w:cs="Calibri" w:eastAsia="Calibri" w:hAnsi="Calibri"/>
+          <w:b/>
+          <w:bCs/>
+          <w:sz w:val="17"/>
+          <w:szCs w:val="17"/>
+        </w:rPr>
+        <w:t xml:space="preserve">15.</w:t>
+      </w:r>
+      <w:r>
+        <w:rPr>
+          <w:rFonts w:ascii="Calibri" w:cs="Calibri" w:eastAsia="Calibri" w:hAnsi="Calibri"/>
+          <w:sz w:val="17"/>
+          <w:szCs w:val="17"/>
+        </w:rPr>
+        <w:t xml:space="preserve">  VertiMill cyclone: the same, 9 cuts, 3 per bucket.</w:t>
+      </w:r>
+    </w:p>
+    <w:p>
+      <w:pPr>
+        <w:ind w:left="280"/>
+        <w:spacing w:after="50" w:before="0" w:line="245"/>
+      </w:pPr>
+      <w:r>
+        <w:rPr>
+          <w:rFonts w:ascii="Calibri" w:cs="Calibri" w:eastAsia="Calibri" w:hAnsi="Calibri"/>
+          <w:b/>
+          <w:bCs/>
+          <w:sz w:val="17"/>
+          <w:szCs w:val="17"/>
+        </w:rPr>
+        <w:t xml:space="preserve">16.</w:t>
+      </w:r>
+      <w:r>
+        <w:rPr>
+          <w:rFonts w:ascii="Calibri" w:cs="Calibri" w:eastAsia="Calibri" w:hAnsi="Calibri"/>
+          <w:sz w:val="17"/>
+          <w:szCs w:val="17"/>
+        </w:rPr>
+        <w:t xml:space="preserve">  Tailing discharge transfer (filtration plant): two people, one to open the valve and one to hold the hose. Fit the hose to the pump valve if it is not fitted, and check the hose connection at the sump first (rubber seal and pin must be fitted). Open pump valve 1A or 2A, whichever pump is running, slowly by turning it downward. Catch the slurry in a Marcy bucket and weigh it on the Marcy scale. Take 9 cuts, 3 per bucket, record the time of each, and close the valve.</w:t>
+      </w:r>
+    </w:p>
+    <w:p>
+      <w:pPr>
+        <w:ind w:left="280"/>
+        <w:spacing w:after="50" w:before="0" w:line="245"/>
+      </w:pPr>
+      <w:r>
+        <w:rPr>
+          <w:rFonts w:ascii="Calibri" w:cs="Calibri" w:eastAsia="Calibri" w:hAnsi="Calibri"/>
+          <w:b/>
+          <w:bCs/>
+          <w:sz w:val="17"/>
+          <w:szCs w:val="17"/>
+        </w:rPr>
+        <w:t xml:space="preserve">17.</w:t>
+      </w:r>
+      <w:r>
+        <w:rPr>
+          <w:rFonts w:ascii="Calibri" w:cs="Calibri" w:eastAsia="Calibri" w:hAnsi="Calibri"/>
+          <w:sz w:val="17"/>
+          <w:szCs w:val="17"/>
+        </w:rPr>
+        <w:t xml:space="preserve">  Weigh the filled buckets: weigh the empty bucket and record it, press tare to re-zero, then weigh each bucket and record the result.</w:t>
+      </w:r>
+    </w:p>
+    <w:p>
+      <w:pPr>
+        <w:ind w:left="280"/>
+        <w:spacing w:after="50" w:before="0" w:line="245"/>
+      </w:pPr>
+      <w:r>
+        <w:rPr>
+          <w:rFonts w:ascii="Calibri" w:cs="Calibri" w:eastAsia="Calibri" w:hAnsi="Calibri"/>
+          <w:b/>
+          <w:bCs/>
+          <w:sz w:val="17"/>
+          <w:szCs w:val="17"/>
+        </w:rPr>
+        <w:t xml:space="preserve">18.</w:t>
+      </w:r>
+      <w:r>
+        <w:rPr>
+          <w:rFonts w:ascii="Calibri" w:cs="Calibri" w:eastAsia="Calibri" w:hAnsi="Calibri"/>
+          <w:sz w:val="17"/>
+          <w:szCs w:val="17"/>
+        </w:rPr>
+        <w:t xml:space="preserve">  Separate the slurry from the solution with the pressure filter (Martabe 'WI Penyaringan Sampel Slurry di Metlab', not received). Dry the solids in the oven (Martabe 'WI oven pengering FLSmidth', not received). Weigh the dry sample and record it.</w:t>
+      </w:r>
+    </w:p>
+    <w:p>
+      <w:pPr>
+        <w:ind w:left="280"/>
+        <w:spacing w:after="50" w:before="0" w:line="245"/>
+      </w:pPr>
+      <w:r>
+        <w:rPr>
+          <w:rFonts w:ascii="Calibri" w:cs="Calibri" w:eastAsia="Calibri" w:hAnsi="Calibri"/>
+          <w:b/>
+          <w:bCs/>
+          <w:sz w:val="17"/>
+          <w:szCs w:val="17"/>
+        </w:rPr>
+        <w:t xml:space="preserve">19.</w:t>
+      </w:r>
+      <w:r>
+        <w:rPr>
+          <w:rFonts w:ascii="Calibri" w:cs="Calibri" w:eastAsia="Calibri" w:hAnsi="Calibri"/>
+          <w:sz w:val="17"/>
+          <w:szCs w:val="17"/>
+        </w:rPr>
+        <w:t xml:space="preserve">  Enter the data in the logsheet for each gauge (leach feed DOC-4-MET-PRS-DFR-00076-EN, ball mill DOC-4-MET-PRS-DFR-00073-EN, VertiMill DOC-4-MET-PRS-DFR-00077-EN, filter press DOC-4-MET-PRS-DFR-00075-EN) kept under 'G:\Processing\5. Metallurgy\Metallurgy Lab\04 Metlab Data\Density Gauge', and calculate per cent solids. [CONFIRM] the per cent solids formula is not given in the source text.</w:t>
+      </w:r>
+    </w:p>
+    <w:p>
+      <w:pPr>
+        <w:ind w:left="280"/>
+        <w:spacing w:after="50" w:before="0" w:line="245"/>
+      </w:pPr>
+      <w:r>
+        <w:rPr>
+          <w:rFonts w:ascii="Calibri" w:cs="Calibri" w:eastAsia="Calibri" w:hAnsi="Calibri"/>
+          <w:b/>
+          <w:bCs/>
+          <w:sz w:val="17"/>
+          <w:szCs w:val="17"/>
+        </w:rPr>
+        <w:t xml:space="preserve">20.</w:t>
+      </w:r>
+      <w:r>
+        <w:rPr>
+          <w:rFonts w:ascii="Calibri" w:cs="Calibri" w:eastAsia="Calibri" w:hAnsi="Calibri"/>
+          <w:sz w:val="17"/>
+          <w:szCs w:val="17"/>
+        </w:rPr>
+        <w:t xml:space="preserve">  If a gauge reading in the control system differs from the laboratory result by more than plus or minus 3 per cent, the gauge must be calibrated by Maintenance Electrical. Do not adjust it yourself. [CONFIRM] 3 per cent as this plant's tolerance.</w:t>
       </w:r>
     </w:p>
     <w:p>
@@ -2504,6 +2974,24 @@
           <w:szCs w:val="17"/>
         </w:rPr>
         <w:t xml:space="preserve">4034-002-VE-025 McLanahan rotary scrubber IO&amp;M and 4034-001-VE-038 IsaMill control philosophy, both received 11 Aug 2026</w:t>
+      </w:r>
+    </w:p>
+    <w:p>
+      <w:pPr>
+        <w:pStyle w:val="ListParagraph"/>
+        <w:numPr>
+          <w:ilvl w:val="0"/>
+          <w:numId w:val="1"/>
+        </w:numPr>
+        <w:spacing w:after="60" w:line="245"/>
+      </w:pPr>
+      <w:r>
+        <w:rPr>
+          <w:rFonts w:ascii="Calibri" w:cs="Calibri" w:eastAsia="Calibri" w:hAnsi="Calibri"/>
+          <w:sz w:val="17"/>
+          <w:szCs w:val="17"/>
+        </w:rPr>
+        <w:t xml:space="preserve">Martabe work instruction 'Sampling Density Gauge Slurry' DOC-3-MET-PRS-WIN-00060 v1.0 (issued 25/12/2024; reference SOPs DOC-2-MET-PRM-SOP-00037-IE and DOC-2-MET-MEL-SOP-00087-IE) - Part B source</w:t>
       </w:r>
     </w:p>
     <w:sectPr>

--- a/SWI/203-Plant-Survey/MM-4034-033-OR-03-SWI-PRO-MET-203-002-Slurry-Flow-Density-and-Tonnage-Verification-Survey-RevA.docx
+++ b/SWI/203-Plant-Survey/MM-4034-033-OR-03-SWI-PRO-MET-203-002-Slurry-Flow-Density-and-Tonnage-Verification-Survey-RevA.docx
@@ -3646,7 +3646,7 @@
                 <w:lang w:val="en-AU" w:eastAsia="en-AU"/>
                 <w14:ligatures w14:val="none"/>
               </w:rPr>
-              <w:t xml:space="preserve">Confirm you are trained and signed off against this SWI, signed on to JSEA-PRO-MET-203-002 at a communication session, and authorised by the Shift Supervisor.</w:t>
+              <w:t xml:space="preserve">Confirm you are trained and signed off against this SWI, signed on to JSEA-PRO-MET-203-002 at a communication session, site inducted with current cyanide awareness and gas detection competency where the area requires it, and authorised by the Shift Supervisor.</w:t>
             </w:r>
           </w:p>
           <w:p>
@@ -5342,6 +5342,50 @@
                 <w14:ligatures w14:val="none"/>
               </w:rPr>
               <w:t xml:space="preserve">Notify the control room that the task is complete.</w:t>
+            </w:r>
+          </w:p>
+          <w:p>
+            <w:pPr>
+              <w:pStyle w:val="ListParagraph"/>
+              <w:spacing w:before="100" w:beforeAutospacing="1" w:after="100" w:afterAutospacing="1"/>
+              <w:ind w:left="360"/>
+              <w:rPr>
+                <w:rFonts w:eastAsia="Times New Roman" w:cs="Times New Roman"/>
+                <w:kern w:val="0"/>
+                <w:sz w:val="16"/>
+                <w:szCs w:val="16"/>
+                <w:lang w:val="en-AU" w:eastAsia="en-AU"/>
+                <w14:ligatures w14:val="none"/>
+              </w:rPr>
+            </w:pPr>
+          </w:p>
+          <w:p>
+            <w:pPr>
+              <w:pStyle w:val="ListParagraph"/>
+              <w:numPr>
+                <w:ilvl w:val="0"/>
+                <w:numId w:val="4"/>
+              </w:numPr>
+              <w:spacing w:before="100" w:beforeAutospacing="1" w:after="100" w:afterAutospacing="1"/>
+              <w:rPr>
+                <w:rFonts w:eastAsia="Times New Roman" w:cs="Times New Roman"/>
+                <w:kern w:val="0"/>
+                <w:sz w:val="16"/>
+                <w:szCs w:val="16"/>
+                <w:lang w:val="en-AU" w:eastAsia="en-AU"/>
+                <w14:ligatures w14:val="none"/>
+              </w:rPr>
+            </w:pPr>
+            <w:r>
+              <w:rPr>
+                <w:rFonts w:eastAsia="Times New Roman" w:cs="Times New Roman"/>
+                <w:kern w:val="0"/>
+                <w:sz w:val="16"/>
+                <w:szCs w:val="16"/>
+                <w:lang w:val="en-AU" w:eastAsia="en-AU"/>
+                <w14:ligatures w14:val="none"/>
+              </w:rPr>
+              <w:t xml:space="preserve">Record every value determined on the field or bench data sheet - date, time, shift and operator. Make the register or logbook entry and any handover signature.</w:t>
             </w:r>
           </w:p>
           <w:p>
